--- a/SWI/205-Chemical-Testwork/MM-4034-033-OR-03-SWI-PRO-MET-205-015-Cyanide-Destruction-Detox-Bench-Test-RevA.docx
+++ b/SWI/205-Chemical-Testwork/MM-4034-033-OR-03-SWI-PRO-MET-205-015-Cyanide-Destruction-Detox-Bench-Test-RevA.docx
@@ -638,7 +638,7 @@
                 <w:sz w:val="17"/>
                 <w:szCs w:val="17"/>
               </w:rPr>
-              <w:t xml:space="preserve">ISSUED BUT NOT FOR USE. This document is a placeholder against the register line so the line is not empty. It cannot be used until the named input arrives - see the folder README for the blocker and what closes it.</w:t>
+              <w:t xml:space="preserve">ISSUED BUT NOT FOR USE. Part A (cyanide destruction route test) still cannot be completed - the detox route decision (OR-07) is open, see the folder README. Part B (TSF Toe water treatment screening) has been added in DRAFT from a Martabe work instruction and must be reviewed and approved before use.</w:t>
             </w:r>
           </w:p>
         </w:tc>
@@ -1381,6 +1381,58 @@
           </w:p>
         </w:tc>
       </w:tr>
+      <w:tr>
+        <w:tc>
+          <w:tcPr>
+            <w:tcW w:type="dxa" w:w="2900"/>
+            <w:shd w:val="clear" w:color="auto" w:fill="F2F5FA"/>
+            <w:tcMar>
+              <w:top w:type="dxa" w:w="55"/>
+              <w:left w:type="dxa" w:w="85"/>
+              <w:bottom w:type="dxa" w:w="55"/>
+              <w:right w:type="dxa" w:w="85"/>
+            </w:tcMar>
+          </w:tcPr>
+          <w:p>
+            <w:pPr>
+              <w:spacing w:after="0" w:line="235"/>
+            </w:pPr>
+            <w:r>
+              <w:rPr>
+                <w:rFonts w:ascii="Calibri" w:cs="Calibri" w:eastAsia="Calibri" w:hAnsi="Calibri"/>
+                <w:sz w:val="16"/>
+                <w:szCs w:val="16"/>
+              </w:rPr>
+              <w:t xml:space="preserve">[JSEA to confirm] Cyanide-bearing TSF water taken to pH 7 and treated with lime or peroxide</w:t>
+            </w:r>
+          </w:p>
+        </w:tc>
+        <w:tc>
+          <w:tcPr>
+            <w:tcW w:type="dxa" w:w="6126"/>
+            <w:shd w:val="clear" w:color="auto" w:fill="F2F5FA"/>
+            <w:tcMar>
+              <w:top w:type="dxa" w:w="55"/>
+              <w:left w:type="dxa" w:w="85"/>
+              <w:bottom w:type="dxa" w:w="55"/>
+              <w:right w:type="dxa" w:w="85"/>
+            </w:tcMar>
+          </w:tcPr>
+          <w:p>
+            <w:pPr>
+              <w:spacing w:after="0" w:line="235"/>
+            </w:pPr>
+            <w:r>
+              <w:rPr>
+                <w:rFonts w:ascii="Calibri" w:cs="Calibri" w:eastAsia="Calibri" w:hAnsi="Calibri"/>
+                <w:sz w:val="16"/>
+                <w:szCs w:val="16"/>
+              </w:rPr>
+              <w:t xml:space="preserve">Sample treated as cyanide-bearing: fume cupboard, personal HCN monitor on, full Section 4 PPE, not done alone. pH measured on receipt before the container is opened outside the cupboard. Peroxide handled with face shield and chemical-resistant gloves. All treated water to the cyanide-bearing stream - no general drain.</w:t>
+            </w:r>
+          </w:p>
+        </w:tc>
+      </w:tr>
     </w:tbl>
     <w:p>
       <w:pPr>
@@ -1896,6 +1948,42 @@
     </w:p>
     <w:p>
       <w:pPr>
+        <w:pStyle w:val="ListParagraph"/>
+        <w:numPr>
+          <w:ilvl w:val="0"/>
+          <w:numId w:val="1"/>
+        </w:numPr>
+        <w:spacing w:after="60" w:line="245"/>
+      </w:pPr>
+      <w:r>
+        <w:rPr>
+          <w:rFonts w:ascii="Calibri" w:cs="Calibri" w:eastAsia="Calibri" w:hAnsi="Calibri"/>
+          <w:sz w:val="17"/>
+          <w:szCs w:val="17"/>
+        </w:rPr>
+        <w:t xml:space="preserve">[M] Two baffle tanks, agitator or magnetic stirrer, pH meter, camera</w:t>
+      </w:r>
+    </w:p>
+    <w:p>
+      <w:pPr>
+        <w:pStyle w:val="ListParagraph"/>
+        <w:numPr>
+          <w:ilvl w:val="0"/>
+          <w:numId w:val="1"/>
+        </w:numPr>
+        <w:spacing w:after="60" w:line="245"/>
+      </w:pPr>
+      <w:r>
+        <w:rPr>
+          <w:rFonts w:ascii="Calibri" w:cs="Calibri" w:eastAsia="Calibri" w:hAnsi="Calibri"/>
+          <w:sz w:val="17"/>
+          <w:szCs w:val="17"/>
+        </w:rPr>
+        <w:t xml:space="preserve">[M] Hydrated lime and hydrogen peroxide; 1000 mL sample bottle for the laboratory</w:t>
+      </w:r>
+    </w:p>
+    <w:p>
+      <w:pPr>
         <w:pStyle w:val="Heading1"/>
         <w:spacing w:after="120" w:before="260"/>
       </w:pPr>
@@ -1913,6 +2001,23 @@
     </w:p>
     <w:p>
       <w:pPr>
+        <w:spacing w:after="90" w:before="180" w:line="245"/>
+        <w:keepNext/>
+      </w:pPr>
+      <w:r>
+        <w:rPr>
+          <w:rFonts w:ascii="Calibri" w:cs="Calibri" w:eastAsia="Calibri" w:hAnsi="Calibri"/>
+          <w:b/>
+          <w:bCs/>
+          <w:color w:val="1F3864"/>
+          <w:sz w:val="19"/>
+          <w:szCs w:val="19"/>
+        </w:rPr>
+        <w:t xml:space="preserve">Part A - Cyanide destruction route test (peroxide and SO2/air)</w:t>
+      </w:r>
+    </w:p>
+    <w:p>
+      <w:pPr>
         <w:ind w:left="280"/>
         <w:spacing w:after="50" w:before="0" w:line="245"/>
       </w:pPr>
@@ -1957,6 +2062,279 @@
           <w:szCs w:val="17"/>
         </w:rPr>
         <w:t xml:space="preserve">  The document is issued so the register line is not empty, and is marked NOT FOR USE.</w:t>
+      </w:r>
+    </w:p>
+    <w:p>
+      <w:pPr>
+        <w:spacing w:after="90" w:before="180" w:line="245"/>
+        <w:keepNext/>
+      </w:pPr>
+      <w:r>
+        <w:rPr>
+          <w:rFonts w:ascii="Calibri" w:cs="Calibri" w:eastAsia="Calibri" w:hAnsi="Calibri"/>
+          <w:b/>
+          <w:bCs/>
+          <w:color w:val="1F3864"/>
+          <w:sz w:val="19"/>
+          <w:szCs w:val="19"/>
+        </w:rPr>
+        <w:t xml:space="preserve">Part B - TSF Toe to WPP treatment screening: hydrated lime and peroxide [M]</w:t>
+      </w:r>
+    </w:p>
+    <w:p>
+      <w:pPr>
+        <w:spacing w:after="60" w:before="0" w:line="245"/>
+      </w:pPr>
+      <w:r>
+        <w:rPr>
+          <w:rFonts w:ascii="Calibri" w:cs="Calibri" w:eastAsia="Calibri" w:hAnsi="Calibri"/>
+          <w:sz w:val="17"/>
+          <w:szCs w:val="17"/>
+        </w:rPr>
+        <w:t xml:space="preserve">[M] = taken from the Martabe team work instruction "TSF Toe to WPP Test (file name 'Work_Instruction_Tsf_Toe')" (undated). [CONFIRM] = unspecified or inconsistent in the source; resolve before this instruction is approved for use.</w:t>
+      </w:r>
+    </w:p>
+    <w:p>
+      <w:pPr>
+        <w:spacing w:after="60" w:before="0" w:line="245"/>
+      </w:pPr>
+      <w:r>
+        <w:rPr>
+          <w:rFonts w:ascii="Calibri" w:cs="Calibri" w:eastAsia="Calibri" w:hAnsi="Calibri"/>
+          <w:sz w:val="17"/>
+          <w:szCs w:val="17"/>
+        </w:rPr>
+        <w:t xml:space="preserve">Purpose [M]: measure the consumption and effect of peroxide or hydrated lime on TSF Toe water. [CONFIRM] the source steps cover hydrated lime only. No peroxide dose, dosing point, or which baffle tank receives which reagent is stated.</w:t>
+      </w:r>
+    </w:p>
+    <w:p>
+      <w:pPr>
+        <w:spacing w:after="60" w:before="0" w:line="245"/>
+      </w:pPr>
+      <w:r>
+        <w:rPr>
+          <w:rFonts w:ascii="Calibri" w:cs="Calibri" w:eastAsia="Calibri" w:hAnsi="Calibri"/>
+          <w:b/>
+          <w:sz w:val="17"/>
+          <w:szCs w:val="17"/>
+        </w:rPr>
+        <w:t xml:space="preserve">Treat the sample as cyanide-bearing (the laboratory suite includes free, WAD and total CN). Work in the fume cupboard with the personal HCN monitor on. The source lists only safety glasses and rubber gloves, which is below Section 4 - use the Section 4 PPE. [CONFIRM] initial pH of the TSF Toe sample is not stated - measure it first, and do not open any sample whose pH is below 10.5 outside the fume cupboard.</w:t>
+      </w:r>
+    </w:p>
+    <w:p>
+      <w:pPr>
+        <w:ind w:left="280"/>
+        <w:spacing w:after="50" w:before="0" w:line="245"/>
+      </w:pPr>
+      <w:r>
+        <w:rPr>
+          <w:rFonts w:ascii="Calibri" w:cs="Calibri" w:eastAsia="Calibri" w:hAnsi="Calibri"/>
+          <w:b/>
+          <w:bCs/>
+          <w:sz w:val="17"/>
+          <w:szCs w:val="17"/>
+        </w:rPr>
+        <w:t xml:space="preserve">3.</w:t>
+      </w:r>
+      <w:r>
+        <w:rPr>
+          <w:rFonts w:ascii="Calibri" w:cs="Calibri" w:eastAsia="Calibri" w:hAnsi="Calibri"/>
+          <w:sz w:val="17"/>
+          <w:szCs w:val="17"/>
+        </w:rPr>
+        <w:t xml:space="preserve">  Take 1000 mL of sample as the initial TSF Toe feed. Submit to ITS for Cd, Cu, Fe, Mn, Ni, Zn, Cr, Pb, Hg, TSS, TDS, As, free CN, WAD CN, total CN, nitrite, free ammonia, COD, fluoride and BOD.</w:t>
+      </w:r>
+    </w:p>
+    <w:p>
+      <w:pPr>
+        <w:ind w:left="280"/>
+        <w:spacing w:after="50" w:before="0" w:line="245"/>
+      </w:pPr>
+      <w:r>
+        <w:rPr>
+          <w:rFonts w:ascii="Calibri" w:cs="Calibri" w:eastAsia="Calibri" w:hAnsi="Calibri"/>
+          <w:b/>
+          <w:bCs/>
+          <w:sz w:val="17"/>
+          <w:szCs w:val="17"/>
+        </w:rPr>
+        <w:t xml:space="preserve">4.</w:t>
+      </w:r>
+      <w:r>
+        <w:rPr>
+          <w:rFonts w:ascii="Calibri" w:cs="Calibri" w:eastAsia="Calibri" w:hAnsi="Calibri"/>
+          <w:sz w:val="17"/>
+          <w:szCs w:val="17"/>
+        </w:rPr>
+        <w:t xml:space="preserve">  Take 2 L of TSF Toe sample and put it into baffle tanks 1 and 2. [CONFIRM] whether 2 L goes into each tank or 2 L is split between them.</w:t>
+      </w:r>
+    </w:p>
+    <w:p>
+      <w:pPr>
+        <w:ind w:left="280"/>
+        <w:spacing w:after="50" w:before="0" w:line="245"/>
+      </w:pPr>
+      <w:r>
+        <w:rPr>
+          <w:rFonts w:ascii="Calibri" w:cs="Calibri" w:eastAsia="Calibri" w:hAnsi="Calibri"/>
+          <w:b/>
+          <w:bCs/>
+          <w:sz w:val="17"/>
+          <w:szCs w:val="17"/>
+        </w:rPr>
+        <w:t xml:space="preserve">5.</w:t>
+      </w:r>
+      <w:r>
+        <w:rPr>
+          <w:rFonts w:ascii="Calibri" w:cs="Calibri" w:eastAsia="Calibri" w:hAnsi="Calibri"/>
+          <w:sz w:val="17"/>
+          <w:szCs w:val="17"/>
+        </w:rPr>
+        <w:t xml:space="preserve">  Start the agitator or magnetic stirrer.</w:t>
+      </w:r>
+    </w:p>
+    <w:p>
+      <w:pPr>
+        <w:ind w:left="280"/>
+        <w:spacing w:after="50" w:before="0" w:line="245"/>
+      </w:pPr>
+      <w:r>
+        <w:rPr>
+          <w:rFonts w:ascii="Calibri" w:cs="Calibri" w:eastAsia="Calibri" w:hAnsi="Calibri"/>
+          <w:b/>
+          <w:bCs/>
+          <w:sz w:val="17"/>
+          <w:szCs w:val="17"/>
+        </w:rPr>
+        <w:t xml:space="preserve">6.</w:t>
+      </w:r>
+      <w:r>
+        <w:rPr>
+          <w:rFonts w:ascii="Calibri" w:cs="Calibri" w:eastAsia="Calibri" w:hAnsi="Calibri"/>
+          <w:sz w:val="17"/>
+          <w:szCs w:val="17"/>
+        </w:rPr>
+        <w:t xml:space="preserve">  Measure the initial pH of each sample and record the result.</w:t>
+      </w:r>
+    </w:p>
+    <w:p>
+      <w:pPr>
+        <w:ind w:left="280"/>
+        <w:spacing w:after="50" w:before="0" w:line="245"/>
+      </w:pPr>
+      <w:r>
+        <w:rPr>
+          <w:rFonts w:ascii="Calibri" w:cs="Calibri" w:eastAsia="Calibri" w:hAnsi="Calibri"/>
+          <w:b/>
+          <w:bCs/>
+          <w:sz w:val="17"/>
+          <w:szCs w:val="17"/>
+        </w:rPr>
+        <w:t xml:space="preserve">7.</w:t>
+      </w:r>
+      <w:r>
+        <w:rPr>
+          <w:rFonts w:ascii="Calibri" w:cs="Calibri" w:eastAsia="Calibri" w:hAnsi="Calibri"/>
+          <w:sz w:val="17"/>
+          <w:szCs w:val="17"/>
+        </w:rPr>
+        <w:t xml:space="preserve">  Add hydrated lime a little at a time.</w:t>
+      </w:r>
+    </w:p>
+    <w:p>
+      <w:pPr>
+        <w:ind w:left="280"/>
+        <w:spacing w:after="50" w:before="0" w:line="245"/>
+      </w:pPr>
+      <w:r>
+        <w:rPr>
+          <w:rFonts w:ascii="Calibri" w:cs="Calibri" w:eastAsia="Calibri" w:hAnsi="Calibri"/>
+          <w:b/>
+          <w:bCs/>
+          <w:sz w:val="17"/>
+          <w:szCs w:val="17"/>
+        </w:rPr>
+        <w:t xml:space="preserve">8.</w:t>
+      </w:r>
+      <w:r>
+        <w:rPr>
+          <w:rFonts w:ascii="Calibri" w:cs="Calibri" w:eastAsia="Calibri" w:hAnsi="Calibri"/>
+          <w:sz w:val="17"/>
+          <w:szCs w:val="17"/>
+        </w:rPr>
+        <w:t xml:space="preserve">  Record the pH change and the lime added at each addition.</w:t>
+      </w:r>
+    </w:p>
+    <w:p>
+      <w:pPr>
+        <w:ind w:left="280"/>
+        <w:spacing w:after="50" w:before="0" w:line="245"/>
+      </w:pPr>
+      <w:r>
+        <w:rPr>
+          <w:rFonts w:ascii="Calibri" w:cs="Calibri" w:eastAsia="Calibri" w:hAnsi="Calibri"/>
+          <w:b/>
+          <w:bCs/>
+          <w:sz w:val="17"/>
+          <w:szCs w:val="17"/>
+        </w:rPr>
+        <w:t xml:space="preserve">9.</w:t>
+      </w:r>
+      <w:r>
+        <w:rPr>
+          <w:rFonts w:ascii="Calibri" w:cs="Calibri" w:eastAsia="Calibri" w:hAnsi="Calibri"/>
+          <w:sz w:val="17"/>
+          <w:szCs w:val="17"/>
+        </w:rPr>
+        <w:t xml:space="preserve">  Repeat the addition until the final pH is 7.</w:t>
+      </w:r>
+    </w:p>
+    <w:p>
+      <w:pPr>
+        <w:ind w:left="280"/>
+        <w:spacing w:after="50" w:before="0" w:line="245"/>
+      </w:pPr>
+      <w:r>
+        <w:rPr>
+          <w:rFonts w:ascii="Calibri" w:cs="Calibri" w:eastAsia="Calibri" w:hAnsi="Calibri"/>
+          <w:b/>
+          <w:bCs/>
+          <w:sz w:val="17"/>
+          <w:szCs w:val="17"/>
+        </w:rPr>
+        <w:t xml:space="preserve">10.</w:t>
+      </w:r>
+      <w:r>
+        <w:rPr>
+          <w:rFonts w:ascii="Calibri" w:cs="Calibri" w:eastAsia="Calibri" w:hAnsi="Calibri"/>
+          <w:sz w:val="17"/>
+          <w:szCs w:val="17"/>
+        </w:rPr>
+        <w:t xml:space="preserve">  Observe the final condition, photograph it and note whether a precipitate has formed.</w:t>
+      </w:r>
+    </w:p>
+    <w:p>
+      <w:pPr>
+        <w:ind w:left="280"/>
+        <w:spacing w:after="50" w:before="0" w:line="245"/>
+      </w:pPr>
+      <w:r>
+        <w:rPr>
+          <w:rFonts w:ascii="Calibri" w:cs="Calibri" w:eastAsia="Calibri" w:hAnsi="Calibri"/>
+          <w:b/>
+          <w:bCs/>
+          <w:sz w:val="17"/>
+          <w:szCs w:val="17"/>
+        </w:rPr>
+        <w:t xml:space="preserve">11.</w:t>
+      </w:r>
+      <w:r>
+        <w:rPr>
+          <w:rFonts w:ascii="Calibri" w:cs="Calibri" w:eastAsia="Calibri" w:hAnsi="Calibri"/>
+          <w:sz w:val="17"/>
+          <w:szCs w:val="17"/>
+        </w:rPr>
+        <w:t xml:space="preserve">  Submit each sample (1 and 2) to ITS for final pH.</w:t>
       </w:r>
     </w:p>
     <w:p>
@@ -2170,6 +2548,24 @@
           <w:szCs w:val="17"/>
         </w:rPr>
         <w:t xml:space="preserve">OR-07 Back-up Detox definition memo - the decision is open</w:t>
+      </w:r>
+    </w:p>
+    <w:p>
+      <w:pPr>
+        <w:pStyle w:val="ListParagraph"/>
+        <w:numPr>
+          <w:ilvl w:val="0"/>
+          <w:numId w:val="1"/>
+        </w:numPr>
+        <w:spacing w:after="60" w:line="245"/>
+      </w:pPr>
+      <w:r>
+        <w:rPr>
+          <w:rFonts w:ascii="Calibri" w:cs="Calibri" w:eastAsia="Calibri" w:hAnsi="Calibri"/>
+          <w:sz w:val="17"/>
+          <w:szCs w:val="17"/>
+        </w:rPr>
+        <w:t xml:space="preserve">Martabe work instruction 'TSF Toe to WPP Test' (Indonesian, undated; file name 'Work_Instruction_Tsf_Toe') - Part B source</w:t>
       </w:r>
     </w:p>
     <w:sectPr>
